--- a/apps/docs/public/fixtures/comments-sample.docx
+++ b/apps/docs/public/fixtures/comments-sample.docx
@@ -40,7 +40,7 @@
 </file>
 
 <file path=word/comments.xml><?xml version="1.0" encoding="utf-8"?>
-<w:comments xmlns:w="http://schemas.openxmlformats.org/wordprocessingml/2006/main">
+<w:comments xmlns:w="http://schemas.openxmlformats.org/wordprocessingml/2006/main" xmlns:w14="http://schemas.microsoft.com/office/word/2010/wordml">
   <w:comment w:id="0" w:author="SuperDoc Test User" w:initials="ST" w:date="2025-01-15T00:00:00Z">
     <w:p>
       <w:r>
